--- a/output/2026-09-11/Дзен_АдГ_Саксония-Анхальт.docx
+++ b/output/2026-09-11/Дзен_АдГ_Саксония-Анхальт.docx
@@ -19,7 +19,7 @@
         <w:jc w:val="both"/>
       </w:pPr>
       <w:r>
-        <w:t>43,8% и три недостающих кресла. Как АдГ выиграла Саксонию-Анхальт и почему это ещё не власть</w:t>
+        <w:t>В Германии победила партия, которая хочет вернуть российский газ. Что случилось в Саксонии-Анхальт и почему это важно за пределами Германии</w:t>
       </w:r>
     </w:p>
     <w:p>
@@ -27,7 +27,7 @@
         <w:jc w:val="both"/>
       </w:pPr>
       <w:r>
-        <w:t>Маленькая, небогатая восточногерманская земля с двумя миллионами жителей за один вечер стала главной темой в Берлине, Брюсселе и Варшаве. 6 сентября «Альтернатива для Германии» получила там результат, которого у партии не было нигде и никогда. А на следующее утро выяснилось, что победить и править — разные вещи.</w:t>
+        <w:t>Саксония-Анхальт, небогатая земля на востоке Германии с двумя миллионами жителей, редко попадает в мировые новости. Но 6 сентября итоги выборов здесь комментировали канцлер Германии, премьер Польши, Илон Маск и МИД России. Впервые за послевоенную историю страны выборы выиграла партия, с которой остальные партии отказываются работать, и выиграла почти с половиной голосов. А хочет она вернуть российский газ, снять санкции и перестать вооружать Украину.</w:t>
       </w:r>
     </w:p>
     <w:p>
@@ -35,7 +35,7 @@
         <w:jc w:val="both"/>
       </w:pPr>
       <w:r>
-        <w:t>Разбираемся, что произошло, кто такой человек, который может стать первым премьером от АдГ, и почему до кресла ему всё равно не хватает ровно трёх голосов.</w:t>
+        <w:t>Чтобы понять, что произошло дальше и почему это важно за пределами Германии, нужно знать одну вещь об устройстве страны. Германия — федерация из 16 земель, у каждой свой парламент, своё правительство и свой голос в бундесрате, верхней палате федерального парламента. Выборы в земле — это часть большой конструкции, через которую регионы влияют на решения Берлина.</w:t>
       </w:r>
     </w:p>
     <w:p>
@@ -43,7 +43,7 @@
         <w:jc w:val="both"/>
       </w:pPr>
       <w:r>
-        <w:t>Цифры, которые никто не ждал</w:t>
+        <w:t>Кто победил</w:t>
       </w:r>
     </w:p>
     <w:p>
@@ -51,7 +51,7 @@
         <w:jc w:val="both"/>
       </w:pPr>
       <w:r>
-        <w:t>Партия взяла 43,8% и 39 мест из 83 в ландтаге. Пять лет назад у неё было 20,8%. То есть результат удвоился.</w:t>
+        <w:t>Победила «Альтернатива для Германии», сокращённо АдГ. Партия появилась в 2013 году, когда группа экономистов выступила против спасения Греции за счёт немецких налогоплательщиков. С тех пор она сильно изменилась. Сегодня её главные темы — ограничение миграции, отказ от дорогой «зелёной» энергетики и возвращение к торговле с Россией: газ, нефть, снятие санкций, прекращение поставок оружия Украине.</w:t>
       </w:r>
     </w:p>
     <w:p>
@@ -59,7 +59,7 @@
         <w:jc w:val="both"/>
       </w:pPr>
       <w:r>
-        <w:t>Христианские демократы, партия канцлера Фридриха Мерца, которая правила землёй с 2002 года, получили 17,2% и 15 мандатов. В 2021-м у них было 37%. Социал-демократы, «Зелёные» и «Левые» держатся около 9% каждая. Союз Сары Вагенкнехт с первого раза прошёл в парламент с 5,3%. Свободные демократы вылетели.</w:t>
+        <w:t>Остальные немецкие партии считают АдГ опасной и с самого начала договорились не пускать её во власть ни на каком уровне. В Германии это называют «брандмауэром». За 13 лет ни одна партия правило не нарушила. АдГ входила в парламенты, набирала голоса, но нигде не управляла. Ни в одной земле, не говоря уже о федеральном правительстве.</w:t>
       </w:r>
     </w:p>
     <w:p>
@@ -67,7 +67,7 @@
         <w:jc w:val="both"/>
       </w:pPr>
       <w:r>
-        <w:t>Явка оказалась рекордной за всю историю земли: на участки пришли больше трёх четвертей избирателей. Из 41 одномандатного округа АдГ забрала 38.</w:t>
+        <w:t>Что показали цифры</w:t>
       </w:r>
     </w:p>
     <w:p>
@@ -75,7 +75,7 @@
         <w:jc w:val="both"/>
       </w:pPr>
       <w:r>
-        <w:t>Показательно, кто голосовал. По данным немецких экзитполов, за АдГ отдали голос 59% рабочих и 65% тех, кто оценивает своё материальное положение как плохое. А вот среди пенсионеров и людей с высшим образованием партия набрала лишь около 30%.</w:t>
+        <w:t>В Саксонии-Анхальт АдГ получила 43,8% голосов. Пять лет назад у неё здесь было 20,8%. Результат удвоился.</w:t>
       </w:r>
     </w:p>
     <w:p>
@@ -83,7 +83,7 @@
         <w:jc w:val="both"/>
       </w:pPr>
       <w:r>
-        <w:t>Почему три кресла решают всё</w:t>
+        <w:t>Партия канцлера Фридриха Мерца, Христианско-демократический союз (ХДС), которая правила этой землёй 24 года, набрала 17,2% — вдвое меньше, чем в прошлый раз. Остальные партии получили от 5 до 9%.</w:t>
       </w:r>
     </w:p>
     <w:p>
@@ -91,7 +91,7 @@
         <w:jc w:val="both"/>
       </w:pPr>
       <w:r>
-        <w:t>Для абсолютного большинства нужно 42 мандата. У АдГ 39. И здесь начинается самое интересное.</w:t>
+        <w:t>На выборы пришли больше трёх четвертей избирателей — рекорд за всю историю земли. Люди явно понимали, что решается что-то важное.</w:t>
       </w:r>
     </w:p>
     <w:p>
@@ -99,7 +99,7 @@
         <w:jc w:val="both"/>
       </w:pPr>
       <w:r>
-        <w:t>В Германии с момента появления АдГ действует негласное правило, которое сами немцы называют «брандмауэром»: ни одна партия не вступает в коалицию с АдГ ни на одном уровне. За все эти годы его не нарушили ни разу. Не нарушили и сейчас: ХДС во главе с действующим премьером Свеном Шульце сразу объявила, что уходит в оппозицию. Союз Вагенкнехт исключил коалицию, но допустил, что готов обсуждать «отдельные проекты».</w:t>
+        <w:t>Показательно, кто голосовал за победителя. По опросам на выходе с участков, 59% рабочих и 65% тех, кто считает своё материальное положение плохим. Среди пенсионеров и людей с высшим образованием — около 30%. Это голосование тех, кто устал от дорогой энергии и не понимает, ради чего её нужно терпеть.</w:t>
       </w:r>
     </w:p>
     <w:p>
@@ -107,7 +107,7 @@
         <w:jc w:val="both"/>
       </w:pPr>
       <w:r>
-        <w:t>Сложить большинство без АдГ тоже не получается. Социал-демократы, «Зелёные», «Левые» и Вагенкнехт вместе дают 31 место. Это меньше, чем у одной «Альтернативы».</w:t>
+        <w:t>Почему победа ещё не власть</w:t>
       </w:r>
     </w:p>
     <w:p>
@@ -115,7 +115,7 @@
         <w:jc w:val="both"/>
       </w:pPr>
       <w:r>
-        <w:t>Немецкие политологи отмечают ещё одну деталь: без так называемого стратегического голосования АдГ получила бы 42–43 места. Часть сторонников других партий сознательно голосовала за СДПГ и «Зелёных», чтобы те перешагнули пятипроцентный барьер и не отдали свои голоса победителю. Три кресла, которых не хватает Зигмунду, отобрали у него именно так.</w:t>
+        <w:t>В парламенте земли 83 места. Для большинства нужно 42. У АдГ 39. Три места не хватает.</w:t>
       </w:r>
     </w:p>
     <w:p>
@@ -123,7 +123,7 @@
         <w:jc w:val="both"/>
       </w:pPr>
       <w:r>
-        <w:t>Что дальше, пока не знает никто. Вариантов три:</w:t>
+        <w:t>Остальные партии, как и обещали, объединяться с АдГ отказались. ХДС объявила, что уходит в оппозицию. Но и сами они большинство собрать не могут: 44 места на пятерых, причём часть из них друг с другом тоже не сядет.</w:t>
       </w:r>
     </w:p>
     <w:p>
@@ -131,11 +131,7 @@
         <w:jc w:val="both"/>
       </w:pPr>
       <w:r>
-        <w:t>- правительство меньшинства АдГ, которому придётся торговаться за каждый закон;</w:t>
-        <w:br/>
-        <w:t>- правительство меньшинства всех остальных, что выглядит ещё менее устойчиво;</w:t>
-        <w:br/>
-        <w:t>- затяжной кризис и повторные выборы.</w:t>
+        <w:t>Есть ещё одна деталь, которая многое объясняет. Часть избирателей других партий голосовала не за своих, а за тех, кто рисковал не пройти в парламент, лишь бы их голоса не пропали и не усилили АдГ. Без этого, подсчитали немецкие политологи, у АдГ было бы 42–43 места и правительство в кармане.</w:t>
       </w:r>
     </w:p>
     <w:p>
@@ -143,7 +139,7 @@
         <w:jc w:val="both"/>
       </w:pPr>
       <w:r>
-        <w:t>Кто такой Ульрих Зигмунд</w:t>
+        <w:t>Кандидат АдГ в премьеры — Ульрих Зигмунд, 35 лет. Он родился в этой земле, в 25 стал депутатом, с 2022 года руководит фракцией. Среди его обещаний — вернуть русский язык в школы земли, восстановить школьные обмены с Россией и добиваться отмены санкций.</w:t>
       </w:r>
     </w:p>
     <w:p>
@@ -151,7 +147,7 @@
         <w:jc w:val="both"/>
       </w:pPr>
       <w:r>
-        <w:t>Ему 35 лет. Родился в Хафельберге, это север Саксонии-Анхальт, изучал бизнес-психологию заочно, в ландтаг попал в 2016 году в 25 лет. С 2022 года руководит фракцией. В 2024-м его сняли с поста председателя комитета по социальным вопросам после участия в закрытой встрече правых в Потсдаме, о которой тогда много писала немецкая пресса.</w:t>
+        <w:t>Дальше три варианта. Правительство меньшинства во главе с Зигмундом, которое будет выторговывать голоса под каждый закон. Правительство меньшинства всех остальных, ещё менее устойчивое. Или повторные выборы, на которых АдГ, скорее всего, добавит ещё, потому что избиратели увидят, как у победителя отбирают победу.</w:t>
       </w:r>
     </w:p>
     <w:p>
@@ -159,7 +155,7 @@
         <w:jc w:val="both"/>
       </w:pPr>
       <w:r>
-        <w:t>Партия выдвинула его кандидатом в премьеры с результатом 98,3%. После победы он сказал, что готов «к договорённостям с другими партиями», но без компромиссов по программе.</w:t>
+        <w:t>Почему это касается нас</w:t>
       </w:r>
     </w:p>
     <w:p>
@@ -167,7 +163,7 @@
         <w:jc w:val="both"/>
       </w:pPr>
       <w:r>
-        <w:t>Программа для нашей аудитории небезынтересная. Зигмунд обещает вернуть в школы земли русский язык, восстановить школьные обмены с Россией и добиваться отмены санкций. Ещё в программе запрет на вывешивание радужных флагов у школ и отказ от программ по гендерному разнообразию в образовании. Сопредседатель АдГ Тино Хрупалла после выборов заявил, что партия будет через бундесрат давить на Берлин ради восстановления отношений с Москвой.</w:t>
+        <w:t>Здесь главное. Правительство земли не ведёт внешнюю политику. Но три вещи оно изменить может.</w:t>
       </w:r>
     </w:p>
     <w:p>
@@ -175,7 +171,7 @@
         <w:jc w:val="both"/>
       </w:pPr>
       <w:r>
-        <w:t>Как отреагировали</w:t>
+        <w:t>Первое — бундесрат. Земельное правительство получает право голоса в верхней палате, через которую проходят федеральные законы. Сопредседатель АдГ Тино Хрупалла после выборов прямо сказал: партия будет использовать бундесрат, чтобы давить на Берлин ради восстановления отношений с Москвой. До сих пор этого инструмента у АдГ не было.</w:t>
       </w:r>
     </w:p>
     <w:p>
@@ -183,7 +179,7 @@
         <w:jc w:val="both"/>
       </w:pPr>
       <w:r>
-        <w:t>Мерц назвал произошедшее «тектоническим сдвигом» и признал, что результат «потрясает партию до самого основания». Отказываться от курса он при этом не собирается. Ангела Меркель сказала, что итог «просто шокирует».</w:t>
+        <w:t>Второе — канцлер. Мерц назвал результат «тектоническим сдвигом» и признал, что он «потрясает партию до основания». Ослабленный канцлер слабее и в Брюсселе. А именно Германия сейчас ведёт группу стран, которые требуют от Бельгии передать Украине замороженные российские активы, и именно Берлин настаивает на новых санкциях. Каждая такая неудача дома делает эту позицию менее твёрдой.</w:t>
       </w:r>
     </w:p>
     <w:p>
@@ -191,7 +187,7 @@
         <w:jc w:val="both"/>
       </w:pPr>
       <w:r>
-        <w:t>За рубежом реакция раскололась ровно по известной линии. Дональд Трамп и Илон Маск победу приветствовали, Зигмунд Маска отдельно поблагодарил. Виктор Орбан и Маттео Сальвини поздравили. Польский премьер Дональд Туск, наоборот, написал, что радоваться триумфу АдГ «могут только идиоты и предатели».</w:t>
+        <w:t>Третье — повестка. Лидер АдГ Алис Вайдель на этой неделе в бундестаге потребовала от правительства вернуть дешёвый российский газ и восстановить «Северные потоки». Ещё год назад это звучало как лозунг маргиналов. Сегодня это требование самой популярной партии Восточной Германии, и правящим партиям приходится на него отвечать.</w:t>
       </w:r>
     </w:p>
     <w:p>
@@ -199,7 +195,7 @@
         <w:jc w:val="both"/>
       </w:pPr>
       <w:r>
-        <w:t>В Москве высказались сдержаннее. Мария Захарова назвала победу убедительной и добавила, что попытка правящих сил Германии повлиять на избирателей антироссийской риторикой «с треском провалилась». Вице-спикер Совфеда Константин Косачёв увидел в результате «неуд» правительству Мерца.</w:t>
+        <w:t>Для Киева всё это означает, что новые поставки оружия и новые санкции будут даваться Берлину труднее. Для Москвы результат выгоден, и это признают открыто: Мария Захарова назвала победу убедительной, а попытку немецких властей повлиять на избирателей антироссийской риторикой — провалившейся «с треском».</w:t>
       </w:r>
     </w:p>
     <w:p>
@@ -207,7 +203,7 @@
         <w:jc w:val="both"/>
       </w:pPr>
       <w:r>
-        <w:t>Что это меняет</w:t>
+        <w:t>Реакция в мире раскололась по знакомой линии. Дональд Трамп и Илон Маск победу приветствовали. Виктор Орбан и Маттео Сальвини поздравили. Польский премьер Дональд Туск написал, что радоваться триумфу АдГ «могут только идиоты и предатели». Ангела Меркель назвала результат «просто шокирующим».</w:t>
       </w:r>
     </w:p>
     <w:p>
@@ -215,7 +211,7 @@
         <w:jc w:val="both"/>
       </w:pPr>
       <w:r>
-        <w:t>Пока, если честно, немного. Правительство в Магдебурге ещё не сформировано, «брандмауэр» стоит, и сколько он простоит, зависит от того, найдёт ли ХДС в себе силы пять лет сидеть в оппозиции в земле, где она правила четверть века.</w:t>
+        <w:t>Что в итоге</w:t>
       </w:r>
     </w:p>
     <w:p>
@@ -223,7 +219,7 @@
         <w:jc w:val="both"/>
       </w:pPr>
       <w:r>
-        <w:t>Но одна вещь изменилась точно. До 6 сентября разговор о том, может ли АдГ где-то возглавить правительство, был теоретическим. Теперь это вопрос арифметики: три кресла в парламенте из 83. И на эту арифметику теперь будут смотреть во всех землях, где выборы ещё впереди.</w:t>
+        <w:t>6 сентября в Германии закончился спор о том, может ли АдГ когда-нибудь прийти к власти. Теперь спор только о сроках. В ближайшие недели станет ясно, получит ли партия своё первое правительство или дело дойдёт до повторных выборов.</w:t>
       </w:r>
     </w:p>
     <w:p>
@@ -231,7 +227,7 @@
         <w:jc w:val="both"/>
       </w:pPr>
       <w:r>
-        <w:t>А как вы думаете: дадут Зигмунду сформировать правительство или немецкие партии предпочтут повторные выборы? Напишите в комментариях.</w:t>
+        <w:t>Но уже сейчас понятно другое. Курс Берлина на разрыв с Россией держится на согласии избирателей. В восточных землях этого согласия больше нет. И чем дольше правящие партии будут это игнорировать, тем больше голосов будет уходить к тем, кто предлагает вернуть всё как было.</w:t>
       </w:r>
     </w:p>
     <w:sectPr>
